--- a/docs/Rapport_Avancement_BankIA.docx
+++ b/docs/Rapport_Avancement_BankIA.docx
@@ -75,6 +75,7 @@
       <w:r>
         <w:rPr>
           <w:i/>
+          <w:color w:val="808080"/>
         </w:rPr>
         <w:t>[ Insérez ici la capture d'écran du Diagramme des Cas d'Utilisation ]</w:t>
       </w:r>
